--- a/worlds/korvin-merrow/file-review/upload/filesystem/pci_stent_history_summary_05182026.docx
+++ b/worlds/korvin-merrow/file-review/upload/filesystem/pci_stent_history_summary_05182026.docx
@@ -407,7 +407,7 @@
       <w:r>
         <w:rPr>
           <w:rFonts w:ascii="Arial" w:hAnsi="Arial"/>
-          <w:b/>
+          <w:b w:val="0"/>
           <w:i w:val="0"/>
           <w:sz w:val="19"/>
         </w:rPr>
@@ -425,7 +425,7 @@
       <w:r>
         <w:rPr>
           <w:rFonts w:ascii="Arial" w:hAnsi="Arial"/>
-          <w:b/>
+          <w:b w:val="0"/>
           <w:i w:val="0"/>
           <w:sz w:val="19"/>
         </w:rPr>
@@ -500,7 +500,7 @@
       <w:r>
         <w:rPr>
           <w:rFonts w:ascii="Arial" w:hAnsi="Arial"/>
-          <w:b/>
+          <w:b w:val="0"/>
           <w:i w:val="0"/>
           <w:sz w:val="19"/>
         </w:rPr>
